--- a/packages/knowledge-seed/deliverable-shells/sow-draft-v1.docx
+++ b/packages/knowledge-seed/deliverable-shells/sow-draft-v1.docx
@@ -285,7 +285,7 @@
         <w:spacing w:after="120"/>
       </w:pPr>
       <w:r>
-        <w:t xml:space="preserve">The services in scope of this SOW will be tracked against the deliverables enumerated in Section 4 and the assumptions set out in Section 7. [Legal team: enumerate the in-scope workstreams agreed at the project kick-off.]</w:t>
+        <w:t xml:space="preserve">{{section_sow_scope}}</w:t>
       </w:r>
     </w:p>
     <w:p>
@@ -352,7 +352,7 @@
         <w:spacing w:after="120"/>
       </w:pPr>
       <w:r>
-        <w:t xml:space="preserve">The Provider will produce and deliver the following items. Acceptance criteria, review windows, and rework allowances are governed by the Master Services Agreement unless varied in writing here.</w:t>
+        <w:t xml:space="preserve">{{section_sow_deliverables_summary}}</w:t>
       </w:r>
     </w:p>
     <w:p>
